--- a/static/downloads/en/docx/layer-6/experiment-template.docx
+++ b/static/downloads/en/docx/layer-6/experiment-template.docx
@@ -87,7 +87,7 @@
         <w:t xml:space="preserve"> </w:t>
       </w:r>
       <w:r>
-        <w:t xml:space="preserve">2026-04-28</w:t>
+        <w:t xml:space="preserve">2026-04-29</w:t>
       </w:r>
     </w:p>
     <w:p>

--- a/static/downloads/en/docx/layer-6/experiment-template.docx
+++ b/static/downloads/en/docx/layer-6/experiment-template.docx
@@ -87,7 +87,7 @@
         <w:t xml:space="preserve"> </w:t>
       </w:r>
       <w:r>
-        <w:t xml:space="preserve">2026-06-26</w:t>
+        <w:t xml:space="preserve">2026-07-07</w:t>
       </w:r>
     </w:p>
     <w:p>
@@ -238,10 +238,10 @@
     </w:p>
     <w:p>
       <w:pPr>
-        <w:pStyle w:val="BlockText"/>
-      </w:pPr>
-      <w:r>
-        <w:t xml:space="preserve">Experiments let the community try a change without permanently adopting it. To stay safe, every experiment must be time-bounded, labeled, and auto-expiring — and must record its results in the Learning Log.</w:t>
+        <w:pStyle w:val="FirstParagraph"/>
+      </w:pPr>
+      <w:r>
+        <w:t xml:space="preserve">&gt; Experiments let the community try a change without permanently adopting it. To stay safe, every experiment must be time-bounded, labeled, and auto-expiring — and must record its results in the Learning Log.</w:t>
       </w:r>
     </w:p>
     <w:p>
@@ -411,8 +411,14 @@
     </w:p>
     <w:p>
       <w:pPr>
-        <w:pStyle w:val="BlockText"/>
-      </w:pPr>
+        <w:pStyle w:val="BodyText"/>
+      </w:pPr>
+      <w:r>
+        <w:t xml:space="preserve">&gt;</w:t>
+      </w:r>
+      <w:r>
+        <w:t xml:space="preserve"> </w:t>
+      </w:r>
       <w:r>
         <w:rPr>
           <w:b/>
@@ -420,13 +426,17 @@
         </w:rPr>
         <w:t xml:space="preserve">Rationale — Why require these fields</w:t>
       </w:r>
-    </w:p>
-    <w:p>
-      <w:pPr>
-        <w:pStyle w:val="BlockText"/>
-      </w:pPr>
-      <w:r>
-        <w:t xml:space="preserve">Without scope, duration, success criteria, and rollback, an</w:t>
+      <w:r>
+        <w:t xml:space="preserve"> </w:t>
+      </w:r>
+      <w:r>
+        <w:t xml:space="preserve">&gt;</w:t>
+      </w:r>
+      <w:r>
+        <w:t xml:space="preserve"> </w:t>
+      </w:r>
+      <w:r>
+        <w:t xml:space="preserve">&gt; Without scope, duration, success criteria, and rollback, an</w:t>
       </w:r>
       <w:r>
         <w:t xml:space="preserve"> </w:t>
@@ -443,8 +453,14 @@
     </w:p>
     <w:p>
       <w:pPr>
-        <w:pStyle w:val="BlockText"/>
-      </w:pPr>
+        <w:pStyle w:val="BodyText"/>
+      </w:pPr>
+      <w:r>
+        <w:t xml:space="preserve">&gt;</w:t>
+      </w:r>
+      <w:r>
+        <w:t xml:space="preserve"> </w:t>
+      </w:r>
       <w:r>
         <w:rPr>
           <w:b/>
@@ -452,13 +468,17 @@
         </w:rPr>
         <w:t xml:space="preserve">Instructions — How to fill this in</w:t>
       </w:r>
-    </w:p>
-    <w:p>
-      <w:pPr>
-        <w:pStyle w:val="BlockText"/>
-      </w:pPr>
-      <w:r>
-        <w:t xml:space="preserve">Fill each field. Maximum duration is set by your Change Protocol. The decision authority must come from the Decision Matrix.</w:t>
+      <w:r>
+        <w:t xml:space="preserve"> </w:t>
+      </w:r>
+      <w:r>
+        <w:t xml:space="preserve">&gt;</w:t>
+      </w:r>
+      <w:r>
+        <w:t xml:space="preserve"> </w:t>
+      </w:r>
+      <w:r>
+        <w:t xml:space="preserve">&gt; Fill each field. Maximum duration is set by your Change Protocol. The decision authority must come from the Decision Matrix.</w:t>
       </w:r>
     </w:p>
     <w:p>
@@ -479,6 +499,13 @@
       <w:r>
         <w:t xml:space="preserve"> </w:t>
       </w:r>
+      <w:r>
+        <w:rPr>
+          <w:i/>
+          <w:iCs/>
+        </w:rPr>
+        <w:t xml:space="preserve">&lt;short experiment name.&gt;</w:t>
+      </w:r>
     </w:p>
     <w:p>
       <w:pPr>
@@ -498,6 +525,13 @@
       <w:r>
         <w:t xml:space="preserve"> </w:t>
       </w:r>
+      <w:r>
+        <w:rPr>
+          <w:i/>
+          <w:iCs/>
+        </w:rPr>
+        <w:t xml:space="preserve">&lt;member name.&gt;</w:t>
+      </w:r>
     </w:p>
     <w:p>
       <w:pPr>
@@ -617,6 +651,13 @@
       <w:r>
         <w:t xml:space="preserve"> </w:t>
       </w:r>
+      <w:r>
+        <w:rPr>
+          <w:i/>
+          <w:iCs/>
+        </w:rPr>
+        <w:t xml:space="preserve">&lt;observable conditions that would justify making the change permanent.&gt;</w:t>
+      </w:r>
     </w:p>
     <w:p>
       <w:pPr>
@@ -636,6 +677,13 @@
       <w:r>
         <w:t xml:space="preserve"> </w:t>
       </w:r>
+      <w:r>
+        <w:rPr>
+          <w:i/>
+          <w:iCs/>
+        </w:rPr>
+        <w:t xml:space="preserve">&lt;observable conditions that would terminate the experiment early.&gt;</w:t>
+      </w:r>
     </w:p>
     <w:p>
       <w:pPr>
@@ -655,6 +703,13 @@
       <w:r>
         <w:t xml:space="preserve"> </w:t>
       </w:r>
+      <w:r>
+        <w:rPr>
+          <w:i/>
+          <w:iCs/>
+        </w:rPr>
+        <w:t xml:space="preserve">&lt;what triggers rollback and how it is executed.&gt;</w:t>
+      </w:r>
     </w:p>
     <w:p>
       <w:pPr>
@@ -700,6 +755,13 @@
       <w:r>
         <w:t xml:space="preserve"> </w:t>
       </w:r>
+      <w:r>
+        <w:rPr>
+          <w:i/>
+          <w:iCs/>
+        </w:rPr>
+        <w:t xml:space="preserve">&lt;all artifacts affected by the experiment must be explicitly labelled as experimental for the duration.&gt;</w:t>
+      </w:r>
     </w:p>
     <w:p>
       <w:pPr>
@@ -719,6 +781,13 @@
       <w:r>
         <w:t xml:space="preserve"> </w:t>
       </w:r>
+      <w:r>
+        <w:rPr>
+          <w:i/>
+          <w:iCs/>
+        </w:rPr>
+        <w:t xml:space="preserve">&lt;acknowledge that an emergency suspension may be invoked under the Change Protocol if a credible safety risk emerges.&gt;</w:t>
+      </w:r>
     </w:p>
     <w:bookmarkEnd w:id="16"/>
     <w:bookmarkStart w:id="17" w:name="expiry-and-renewal"/>
@@ -732,8 +801,14 @@
     </w:p>
     <w:p>
       <w:pPr>
-        <w:pStyle w:val="BlockText"/>
-      </w:pPr>
+        <w:pStyle w:val="FirstParagraph"/>
+      </w:pPr>
+      <w:r>
+        <w:t xml:space="preserve">&gt;</w:t>
+      </w:r>
+      <w:r>
+        <w:t xml:space="preserve"> </w:t>
+      </w:r>
       <w:r>
         <w:rPr>
           <w:b/>
@@ -741,19 +816,29 @@
         </w:rPr>
         <w:t xml:space="preserve">Rationale — Why must experiments expire</w:t>
       </w:r>
-    </w:p>
-    <w:p>
-      <w:pPr>
-        <w:pStyle w:val="BlockText"/>
-      </w:pPr>
-      <w:r>
-        <w:t xml:space="preserve">The community needs the option to revert. Auto-expiry forces a deliberate decision to make the change permanent — not a slow drift in which nobody remembers it was ever conditional.</w:t>
-      </w:r>
-    </w:p>
-    <w:p>
-      <w:pPr>
-        <w:pStyle w:val="BlockText"/>
-      </w:pPr>
+      <w:r>
+        <w:t xml:space="preserve"> </w:t>
+      </w:r>
+      <w:r>
+        <w:t xml:space="preserve">&gt;</w:t>
+      </w:r>
+      <w:r>
+        <w:t xml:space="preserve"> </w:t>
+      </w:r>
+      <w:r>
+        <w:t xml:space="preserve">&gt; The community needs the option to revert. Auto-expiry forces a deliberate decision to make the change permanent — not a slow drift in which nobody remembers it was ever conditional.</w:t>
+      </w:r>
+    </w:p>
+    <w:p>
+      <w:pPr>
+        <w:pStyle w:val="BodyText"/>
+      </w:pPr>
+      <w:r>
+        <w:t xml:space="preserve">&gt;</w:t>
+      </w:r>
+      <w:r>
+        <w:t xml:space="preserve"> </w:t>
+      </w:r>
       <w:r>
         <w:rPr>
           <w:b/>
@@ -761,13 +846,17 @@
         </w:rPr>
         <w:t xml:space="preserve">Instructions — How to fill this in</w:t>
       </w:r>
-    </w:p>
-    <w:p>
-      <w:pPr>
-        <w:pStyle w:val="BlockText"/>
-      </w:pPr>
-      <w:r>
-        <w:t xml:space="preserve">State the auto-expiry rule, the renewal mechanism, and the obligation to record results in the Learning Log.</w:t>
+      <w:r>
+        <w:t xml:space="preserve"> </w:t>
+      </w:r>
+      <w:r>
+        <w:t xml:space="preserve">&gt;</w:t>
+      </w:r>
+      <w:r>
+        <w:t xml:space="preserve"> </w:t>
+      </w:r>
+      <w:r>
+        <w:t xml:space="preserve">&gt; State the auto-expiry rule, the renewal mechanism, and the obligation to record results in the Learning Log.</w:t>
       </w:r>
     </w:p>
     <w:p>
@@ -778,6 +867,13 @@
           <w:numId w:val="1004"/>
         </w:numPr>
       </w:pPr>
+      <w:r>
+        <w:rPr>
+          <w:i/>
+          <w:iCs/>
+        </w:rPr>
+        <w:t xml:space="preserve">&lt;Experiments expire automatically at the end of their defined duration unless explicitly renewed via a new proposal. Renewal requires a new Strategic vote.&gt;</w:t>
+      </w:r>
     </w:p>
     <w:p>
       <w:pPr>
@@ -787,6 +883,13 @@
           <w:numId w:val="1004"/>
         </w:numPr>
       </w:pPr>
+      <w:r>
+        <w:rPr>
+          <w:i/>
+          <w:iCs/>
+        </w:rPr>
+        <w:t xml:space="preserve">&lt;Results and learnings are recorded in the Learning Log.&gt;</w:t>
+      </w:r>
     </w:p>
     <w:p>
       <w:r>
@@ -865,6 +968,13 @@
       <w:r>
         <w:t xml:space="preserve"> </w:t>
       </w:r>
+      <w:r>
+        <w:rPr>
+          <w:i/>
+          <w:iCs/>
+        </w:rPr>
+        <w:t xml:space="preserve">&lt;link to vote or decision&gt;</w:t>
+      </w:r>
     </w:p>
     <w:p>
       <w:pPr>
@@ -883,6 +993,13 @@
       </w:r>
       <w:r>
         <w:t xml:space="preserve"> </w:t>
+      </w:r>
+      <w:r>
+        <w:rPr>
+          <w:i/>
+          <w:iCs/>
+        </w:rPr>
+        <w:t xml:space="preserve">&lt;link&gt;</w:t>
       </w:r>
     </w:p>
     <w:p>

--- a/static/downloads/en/docx/layer-6/experiment-template.docx
+++ b/static/downloads/en/docx/layer-6/experiment-template.docx
@@ -87,7 +87,7 @@
         <w:t xml:space="preserve"> </w:t>
       </w:r>
       <w:r>
-        <w:t xml:space="preserve">2026-07-07</w:t>
+        <w:t xml:space="preserve">2026-08-31</w:t>
       </w:r>
     </w:p>
     <w:p>
